--- a/教案生成器/lesson-plan-docx-generator/docs/evidence/issue-73-synthetic-course/artifacts/教案14_项目二：树与图关系处理_比较Prim与Kruskal并校验路线变更影响.docx
+++ b/教案生成器/lesson-plan-docx-generator/docs/evidence/issue-73-synthetic-course/artifacts/教案14_项目二：树与图关系处理_比较Prim与Kruskal并校验路线变更影响.docx
@@ -877,7 +877,7 @@
                 <w:sz w:val="24"/>
                 <w:szCs w:val="24"/>
               </w:rPr>
-              <w:t>4. 完整A–F无树，A–E两次都4边；只删BC，其余权值保持，F独立。</w:t>
+              <w:t>4. 完整A–F无树，A–E两次都4边；只删BC，其余权值保持，F独立；森林必须只含原图边且报告权等于所选边权和。</w:t>
             </w:r>
           </w:p>
         </w:tc>
@@ -1238,7 +1238,7 @@
                 <w:sz w:val="24"/>
                 <w:szCs w:val="24"/>
               </w:rPr>
-              <w:t>2. 按4条边、连通、无环、总权验收。</w:t>
+              <w:t>2. 按4条边、连通、无环、总权与输入边归属验收；确认A–F中F孤立。</w:t>
             </w:r>
           </w:p>
         </w:tc>
@@ -1805,6 +1805,26 @@
                 <w:szCs w:val="24"/>
               </w:rPr>
               <w:t>4. 树性质断言</w:t>
+            </w:r>
+          </w:p>
+          <w:p>
+            <w:pPr>
+              <w:snapToGrid w:val="0"/>
+              <w:ind w:left="240" w:hangingChars="100" w:hanging="240"/>
+              <w:jc w:val="left"/>
+              <w:rPr>
+                <w:rFonts w:ascii="仿宋" w:eastAsia="仿宋" w:hAnsi="仿宋"/>
+                <w:sz w:val="24"/>
+                <w:szCs w:val="24"/>
+              </w:rPr>
+            </w:pPr>
+            <w:r>
+              <w:rPr>
+                <w:rFonts w:ascii="仿宋" w:eastAsia="仿宋" w:hAnsi="仿宋" w:hint="eastAsia"/>
+                <w:sz w:val="24"/>
+                <w:szCs w:val="24"/>
+              </w:rPr>
+              <w:t>5. 运行起点：practice-starters/L14MSTLab.java（Java SE 17）</w:t>
             </w:r>
           </w:p>
         </w:tc>
@@ -4759,7 +4779,7 @@
                 <w:sz w:val="24"/>
                 <w:szCs w:val="24"/>
               </w:rPr>
-              <w:t>围绕“比较Prim与Kruskal并校验路线变更影响”完成复习L10基线和准备两份边表。，留下可核对的学习证据。</w:t>
+              <w:t>诊断MST候选边、并查集与项目L10推演结果。</w:t>
             </w:r>
             <w:bookmarkEnd w:id="27"/>
           </w:p>
@@ -5006,7 +5026,7 @@
                 <w:sz w:val="24"/>
                 <w:szCs w:val="24"/>
               </w:rPr>
-              <w:t>围绕“比较Prim与Kruskal并校验路线变更影响”完成模拟校园连接路段关闭。，留下可核对的学习证据。</w:t>
+              <w:t>模拟封路事件并限定修改只作用在图副本。</w:t>
             </w:r>
             <w:bookmarkEnd w:id="32"/>
           </w:p>
@@ -5124,9 +5144,28 @@
                 <w:sz w:val="24"/>
                 <w:szCs w:val="24"/>
               </w:rPr>
-              <w:t>1. 示范Prim跨U和Kruskal判环。</w:t>
+              <w:t>1. 打开practice-starters/L14MSTLab.java；冻结边集、端点同权顺序、并查集、删BC副本和树/森林断言已提供。</w:t>
             </w:r>
             <w:bookmarkEnd w:id="34"/>
+          </w:p>
+          <w:p>
+            <w:pPr>
+              <w:ind w:left="250" w:hangingChars="104" w:hanging="250"/>
+              <w:jc w:val="left"/>
+              <w:rPr>
+                <w:rFonts w:ascii="仿宋" w:eastAsia="仿宋" w:hAnsi="仿宋"/>
+                <w:sz w:val="24"/>
+                <w:szCs w:val="24"/>
+              </w:rPr>
+            </w:pPr>
+            <w:r>
+              <w:rPr>
+                <w:rFonts w:ascii="仿宋" w:eastAsia="仿宋" w:hAnsi="仿宋" w:hint="eastAsia"/>
+                <w:sz w:val="24"/>
+                <w:szCs w:val="24"/>
+              </w:rPr>
+              <w:t>2. 教师演示Prim从U取割边、Kruskal排序后拒绝成环边；强调该图中Prim与Kruskal选边顺序不同但最终树集合一致。</w:t>
+            </w:r>
           </w:p>
         </w:tc>
         <w:tc>
@@ -5232,7 +5271,7 @@
                 <w:sz w:val="24"/>
                 <w:szCs w:val="24"/>
               </w:rPr>
-              <w:t>围绕“比较Prim与Kruskal并校验路线变更影响”完成示范Prim跨U和Kruskal判环。，留下可核对的学习证据。</w:t>
+              <w:t>示范Prim跨U扩展和Kruskal排序/DSU判环。</w:t>
             </w:r>
             <w:bookmarkEnd w:id="37"/>
           </w:p>
@@ -5350,9 +5389,28 @@
                 <w:sz w:val="24"/>
                 <w:szCs w:val="24"/>
               </w:rPr>
-              <w:t>1. 实现两算法并跑原图/删边。</w:t>
+              <w:t>1. 25分钟分配：2分钟读输入/DSU，3分钟手工追踪一轮；两人各复制同一starter，8分钟并行分别实现Prim或Kruskal。再用8分钟交换副本，按边集/环/孤立点清单互审并把两个方法体合入共同文件；最后4分钟运行10/13与A–F森林断言、记录首错。</w:t>
             </w:r>
             <w:bookmarkEnd w:id="39"/>
+          </w:p>
+          <w:p>
+            <w:pPr>
+              <w:ind w:left="250" w:hangingChars="104" w:hanging="250"/>
+              <w:jc w:val="left"/>
+              <w:rPr>
+                <w:rFonts w:ascii="仿宋" w:eastAsia="仿宋" w:hAnsi="仿宋"/>
+                <w:sz w:val="24"/>
+                <w:szCs w:val="24"/>
+              </w:rPr>
+            </w:pPr>
+            <w:r>
+              <w:rPr>
+                <w:rFonts w:ascii="仿宋" w:eastAsia="仿宋" w:hAnsi="仿宋" w:hint="eastAsia"/>
+                <w:sz w:val="24"/>
+                <w:szCs w:val="24"/>
+              </w:rPr>
+              <w:t>2. 执行`javac L14MSTLab.java &amp;&amp; java L14MSTLab`；A–E原图权重10，删BC副本权重13；A–F最小生成森林重10、含4条原图边、F无入选边，且reported weight等于边权和。</w:t>
+            </w:r>
           </w:p>
         </w:tc>
         <w:tc>
@@ -5422,7 +5480,7 @@
                 <w:sz w:val="24"/>
                 <w:szCs w:val="24"/>
               </w:rPr>
-              <w:t>1. 保存每轮日志。</w:t>
+              <w:t>1. 各自编辑独立副本：一人实现Prim并逐轮记录U，一人实现Kruskal并按(weight,minEndpoint,maxEndpoint)排序；互换副本按边集、输入边归属、权和、连通无环及F孤立清单审阅，把两方法体合入共同L14MSTLab.java后运行内置全部用例。</w:t>
             </w:r>
             <w:bookmarkEnd w:id="41"/>
           </w:p>
@@ -5458,7 +5516,7 @@
                 <w:sz w:val="24"/>
                 <w:szCs w:val="24"/>
               </w:rPr>
-              <w:t>围绕“比较Prim与Kruskal并校验路线变更影响”完成实现两算法并跑原图/删边。，留下可核对的学习证据。</w:t>
+              <w:t>实现两算法并验证原图10、删BC后13及全图森林边界。</w:t>
             </w:r>
             <w:bookmarkEnd w:id="42"/>
           </w:p>
@@ -5690,7 +5748,7 @@
                 <w:sz w:val="24"/>
                 <w:szCs w:val="24"/>
               </w:rPr>
-              <w:t>围绕“比较Prim与Kruskal并校验路线变更影响”完成若结果不符，定位首个边集差异。，留下可核对的学习证据。</w:t>
+              <w:t>按首个边差异定位实现错因，不改权值迁就结果。</w:t>
             </w:r>
             <w:bookmarkEnd w:id="47"/>
           </w:p>
@@ -5817,7 +5875,7 @@
                 <w:sz w:val="24"/>
                 <w:szCs w:val="24"/>
               </w:rPr>
-              <w:t>1. 交代码、日志、边差异、10/13结论。</w:t>
+              <w:t>1. 交代码、日志、边差异、10/13结论及输入边归属/权和/F孤立的森林证据。</w:t>
             </w:r>
             <w:bookmarkEnd w:id="49"/>
           </w:p>
@@ -5924,7 +5982,7 @@
                 <w:sz w:val="24"/>
                 <w:szCs w:val="24"/>
               </w:rPr>
-              <w:t>围绕“比较Prim与Kruskal并校验路线变更影响”完成交代码、日志、边差异、10/13结论。，留下可核对的学习证据。</w:t>
+              <w:t>提交代码、运行日志、边集合和树性质断言。</w:t>
             </w:r>
             <w:bookmarkEnd w:id="52"/>
           </w:p>
@@ -6145,7 +6203,7 @@
                 <w:sz w:val="24"/>
                 <w:szCs w:val="24"/>
               </w:rPr>
-              <w:t>围绕“比较Prim与Kruskal并校验路线变更影响”完成同伴实际运行删边用例。，留下可核对的学习证据。</w:t>
+              <w:t>同伴实际运行删边用例并核对F孤立点。</w:t>
             </w:r>
             <w:bookmarkEnd w:id="57"/>
           </w:p>
@@ -6371,7 +6429,7 @@
                 <w:sz w:val="24"/>
                 <w:szCs w:val="24"/>
               </w:rPr>
-              <w:t>围绕“比较Prim与Kruskal并校验路线变更影响”完成对照L10理论回顾两实现。，留下可核对的学习证据。</w:t>
+              <w:t>回顾理论表与程序在固定同权规则下的一致性。</w:t>
             </w:r>
             <w:bookmarkEnd w:id="62"/>
           </w:p>
@@ -6621,7 +6679,7 @@
                 <w:sz w:val="24"/>
                 <w:szCs w:val="24"/>
               </w:rPr>
-              <w:t>围绕“比较Prim与Kruskal并校验路线变更影响”完成增加另一条边关闭变式并隔离。，留下可核对的学习证据。</w:t>
+              <w:t>增加隔离的第二个删边变式并回归原图。</w:t>
             </w:r>
             <w:bookmarkEnd w:id="67"/>
           </w:p>
